--- a/documents/PT100_Datalogger_Calibration_Record_2026-04-08_Final.docx
+++ b/documents/PT100_Datalogger_Calibration_Record_2026-04-08_Final.docx
@@ -664,33 +664,11 @@
                 <w:sz w:val="18"/>
               </w:rPr>
             </w:pPr>
-            <w:proofErr w:type="gramStart"/>
             <w:r>
               <w:rPr>
                 <w:sz w:val="18"/>
               </w:rPr>
-              <w:t>98:A</w:t>
-            </w:r>
-            <w:proofErr w:type="gramEnd"/>
-            <w:r>
-              <w:rPr>
-                <w:sz w:val="18"/>
-              </w:rPr>
-              <w:t>3:16:12:</w:t>
-            </w:r>
-            <w:proofErr w:type="gramStart"/>
-            <w:r>
-              <w:rPr>
-                <w:sz w:val="18"/>
-              </w:rPr>
-              <w:t>57:B</w:t>
-            </w:r>
-            <w:proofErr w:type="gramEnd"/>
-            <w:r>
-              <w:rPr>
-                <w:sz w:val="18"/>
-              </w:rPr>
-              <w:t>0</w:t>
+              <w:t>98:A3:16:12:57:B0</w:t>
             </w:r>
           </w:p>
         </w:tc>
@@ -1712,15 +1690,7 @@
         <w:t>calibration application</w:t>
       </w:r>
       <w:r>
-        <w:t xml:space="preserve">, the entered reference temperature is converted to ideal Pt100 </w:t>
-      </w:r>
-      <w:proofErr w:type="gramStart"/>
-      <w:r>
-        <w:t>resistance</w:t>
-      </w:r>
-      <w:proofErr w:type="gramEnd"/>
-      <w:r>
-        <w:t xml:space="preserve"> and the fit is performed in ohms; runtime correction then applies in ohms before converting back to temperature.</w:t>
+        <w:t>, the entered reference temperature is converted to ideal Pt100 resistance and the fit is performed in ohms; runtime correction then applies in ohms before converting back to temperature.</w:t>
       </w:r>
     </w:p>
     <w:p>
@@ -2251,13 +2221,7 @@
               <w:rPr>
                 <w:sz w:val="18"/>
               </w:rPr>
-              <w:t>Probe</w:t>
-            </w:r>
-            <w:r>
-              <w:rPr>
-                <w:sz w:val="18"/>
-              </w:rPr>
-              <w:t xml:space="preserve"> centered in steam path; vent remained open.</w:t>
+              <w:t>Probe centered in steam path; vent remained open.</w:t>
             </w:r>
           </w:p>
         </w:tc>
@@ -2291,14 +2255,15 @@
         <w:tblLook w:val="04A0" w:firstRow="1" w:lastRow="0" w:firstColumn="1" w:lastColumn="0" w:noHBand="0" w:noVBand="1"/>
       </w:tblPr>
       <w:tblGrid>
-        <w:gridCol w:w="1242"/>
-        <w:gridCol w:w="1242"/>
-        <w:gridCol w:w="1242"/>
-        <w:gridCol w:w="1242"/>
-        <w:gridCol w:w="1242"/>
-        <w:gridCol w:w="1242"/>
-        <w:gridCol w:w="1242"/>
-        <w:gridCol w:w="1242"/>
+        <w:gridCol w:w="1108"/>
+        <w:gridCol w:w="1129"/>
+        <w:gridCol w:w="1139"/>
+        <w:gridCol w:w="1190"/>
+        <w:gridCol w:w="1139"/>
+        <w:gridCol w:w="1160"/>
+        <w:gridCol w:w="1160"/>
+        <w:gridCol w:w="1093"/>
+        <w:gridCol w:w="998"/>
       </w:tblGrid>
       <w:tr>
         <w:trPr>
@@ -2306,7 +2271,7 @@
         </w:trPr>
         <w:tc>
           <w:tcPr>
-            <w:tcW w:w="1242" w:type="dxa"/>
+            <w:tcW w:w="1108" w:type="dxa"/>
             <w:shd w:val="clear" w:color="auto" w:fill="D9E2F3"/>
             <w:tcMar>
               <w:top w:w="70" w:type="dxa"/>
@@ -2331,7 +2296,7 @@
         </w:tc>
         <w:tc>
           <w:tcPr>
-            <w:tcW w:w="1242" w:type="dxa"/>
+            <w:tcW w:w="1129" w:type="dxa"/>
             <w:shd w:val="clear" w:color="auto" w:fill="D9E2F3"/>
             <w:tcMar>
               <w:top w:w="70" w:type="dxa"/>
@@ -2356,7 +2321,7 @@
         </w:tc>
         <w:tc>
           <w:tcPr>
-            <w:tcW w:w="1242" w:type="dxa"/>
+            <w:tcW w:w="1139" w:type="dxa"/>
             <w:shd w:val="clear" w:color="auto" w:fill="D9E2F3"/>
             <w:tcMar>
               <w:top w:w="70" w:type="dxa"/>
@@ -2381,7 +2346,7 @@
         </w:tc>
         <w:tc>
           <w:tcPr>
-            <w:tcW w:w="1242" w:type="dxa"/>
+            <w:tcW w:w="1190" w:type="dxa"/>
             <w:shd w:val="clear" w:color="auto" w:fill="D9E2F3"/>
             <w:tcMar>
               <w:top w:w="70" w:type="dxa"/>
@@ -2406,7 +2371,7 @@
         </w:tc>
         <w:tc>
           <w:tcPr>
-            <w:tcW w:w="1242" w:type="dxa"/>
+            <w:tcW w:w="1139" w:type="dxa"/>
             <w:shd w:val="clear" w:color="auto" w:fill="D9E2F3"/>
             <w:tcMar>
               <w:top w:w="70" w:type="dxa"/>
@@ -2431,7 +2396,7 @@
         </w:tc>
         <w:tc>
           <w:tcPr>
-            <w:tcW w:w="1242" w:type="dxa"/>
+            <w:tcW w:w="1160" w:type="dxa"/>
             <w:shd w:val="clear" w:color="auto" w:fill="D9E2F3"/>
             <w:tcMar>
               <w:top w:w="70" w:type="dxa"/>
@@ -2456,7 +2421,7 @@
         </w:tc>
         <w:tc>
           <w:tcPr>
-            <w:tcW w:w="1242" w:type="dxa"/>
+            <w:tcW w:w="1160" w:type="dxa"/>
             <w:shd w:val="clear" w:color="auto" w:fill="D9E2F3"/>
             <w:tcMar>
               <w:top w:w="70" w:type="dxa"/>
@@ -2481,7 +2446,7 @@
         </w:tc>
         <w:tc>
           <w:tcPr>
-            <w:tcW w:w="1242" w:type="dxa"/>
+            <w:tcW w:w="1093" w:type="dxa"/>
             <w:shd w:val="clear" w:color="auto" w:fill="D9E2F3"/>
             <w:tcMar>
               <w:top w:w="70" w:type="dxa"/>
@@ -2504,6 +2469,28 @@
             </w:r>
           </w:p>
         </w:tc>
+        <w:tc>
+          <w:tcPr>
+            <w:tcW w:w="998" w:type="dxa"/>
+            <w:shd w:val="clear" w:color="auto" w:fill="DBE5F1" w:themeFill="accent1" w:themeFillTint="33"/>
+          </w:tcPr>
+          <w:p>
+            <w:pPr>
+              <w:spacing w:line="252" w:lineRule="auto"/>
+              <w:rPr>
+                <w:b/>
+                <w:sz w:val="18"/>
+              </w:rPr>
+            </w:pPr>
+            <w:r>
+              <w:rPr>
+                <w:b/>
+                <w:sz w:val="18"/>
+              </w:rPr>
+              <w:t>Std. Dev. (Ohm)</w:t>
+            </w:r>
+          </w:p>
+        </w:tc>
       </w:tr>
       <w:tr>
         <w:trPr>
@@ -2511,7 +2498,7 @@
         </w:trPr>
         <w:tc>
           <w:tcPr>
-            <w:tcW w:w="1242" w:type="dxa"/>
+            <w:tcW w:w="1108" w:type="dxa"/>
             <w:tcMar>
               <w:top w:w="70" w:type="dxa"/>
               <w:left w:w="90" w:type="dxa"/>
@@ -2534,7 +2521,27 @@
         </w:tc>
         <w:tc>
           <w:tcPr>
-            <w:tcW w:w="1242" w:type="dxa"/>
+            <w:tcW w:w="1129" w:type="dxa"/>
+            <w:tcMar>
+              <w:top w:w="70" w:type="dxa"/>
+              <w:left w:w="90" w:type="dxa"/>
+              <w:bottom w:w="70" w:type="dxa"/>
+              <w:right w:w="90" w:type="dxa"/>
+            </w:tcMar>
+            <w:vAlign w:val="center"/>
+          </w:tcPr>
+          <w:p>
+            <w:pPr>
+              <w:spacing w:line="252" w:lineRule="auto"/>
+            </w:pPr>
+            <w:r>
+              <w:t>-0.077</w:t>
+            </w:r>
+          </w:p>
+        </w:tc>
+        <w:tc>
+          <w:tcPr>
+            <w:tcW w:w="1139" w:type="dxa"/>
             <w:tcMar>
               <w:top w:w="70" w:type="dxa"/>
               <w:left w:w="90" w:type="dxa"/>
@@ -2551,36 +2558,13 @@
               <w:rPr>
                 <w:sz w:val="18"/>
               </w:rPr>
-              <w:t>[ ]</w:t>
+              <w:t>99.970</w:t>
             </w:r>
           </w:p>
         </w:tc>
         <w:tc>
           <w:tcPr>
-            <w:tcW w:w="1242" w:type="dxa"/>
-            <w:tcMar>
-              <w:top w:w="70" w:type="dxa"/>
-              <w:left w:w="90" w:type="dxa"/>
-              <w:bottom w:w="70" w:type="dxa"/>
-              <w:right w:w="90" w:type="dxa"/>
-            </w:tcMar>
-            <w:vAlign w:val="center"/>
-          </w:tcPr>
-          <w:p>
-            <w:pPr>
-              <w:spacing w:line="252" w:lineRule="auto"/>
-            </w:pPr>
-            <w:r>
-              <w:rPr>
-                <w:sz w:val="18"/>
-              </w:rPr>
-              <w:t>[ ]</w:t>
-            </w:r>
-          </w:p>
-        </w:tc>
-        <w:tc>
-          <w:tcPr>
-            <w:tcW w:w="1242" w:type="dxa"/>
+            <w:tcW w:w="1190" w:type="dxa"/>
             <w:tcMar>
               <w:top w:w="70" w:type="dxa"/>
               <w:left w:w="90" w:type="dxa"/>
@@ -2603,7 +2587,7 @@
         </w:tc>
         <w:tc>
           <w:tcPr>
-            <w:tcW w:w="1242" w:type="dxa"/>
+            <w:tcW w:w="1139" w:type="dxa"/>
             <w:tcMar>
               <w:top w:w="70" w:type="dxa"/>
               <w:left w:w="90" w:type="dxa"/>
@@ -2620,13 +2604,13 @@
               <w:rPr>
                 <w:sz w:val="18"/>
               </w:rPr>
-              <w:t>[ ]</w:t>
+              <w:t>100.000</w:t>
             </w:r>
           </w:p>
         </w:tc>
         <w:tc>
           <w:tcPr>
-            <w:tcW w:w="1242" w:type="dxa"/>
+            <w:tcW w:w="1160" w:type="dxa"/>
             <w:tcMar>
               <w:top w:w="70" w:type="dxa"/>
               <w:left w:w="90" w:type="dxa"/>
@@ -2643,13 +2627,13 @@
               <w:rPr>
                 <w:sz w:val="18"/>
               </w:rPr>
-              <w:t>[Reference - Raw Avg C]</w:t>
+              <w:t>0.077</w:t>
             </w:r>
           </w:p>
         </w:tc>
         <w:tc>
           <w:tcPr>
-            <w:tcW w:w="1242" w:type="dxa"/>
+            <w:tcW w:w="1160" w:type="dxa"/>
             <w:tcMar>
               <w:top w:w="70" w:type="dxa"/>
               <w:left w:w="90" w:type="dxa"/>
@@ -2666,13 +2650,13 @@
               <w:rPr>
                 <w:sz w:val="18"/>
               </w:rPr>
-              <w:t>[Ideal - Raw Avg Ohm]</w:t>
+              <w:t>0.030</w:t>
             </w:r>
           </w:p>
         </w:tc>
         <w:tc>
           <w:tcPr>
-            <w:tcW w:w="1242" w:type="dxa"/>
+            <w:tcW w:w="1093" w:type="dxa"/>
             <w:tcMar>
               <w:top w:w="70" w:type="dxa"/>
               <w:left w:w="90" w:type="dxa"/>
@@ -2689,7 +2673,26 @@
               <w:rPr>
                 <w:sz w:val="18"/>
               </w:rPr>
-              <w:t>[ ]</w:t>
+              <w:t>0.007</w:t>
+            </w:r>
+          </w:p>
+        </w:tc>
+        <w:tc>
+          <w:tcPr>
+            <w:tcW w:w="998" w:type="dxa"/>
+          </w:tcPr>
+          <w:p>
+            <w:pPr>
+              <w:spacing w:line="252" w:lineRule="auto"/>
+              <w:rPr>
+                <w:sz w:val="18"/>
+              </w:rPr>
+            </w:pPr>
+            <w:r>
+              <w:rPr>
+                <w:sz w:val="18"/>
+              </w:rPr>
+              <w:t>0.010</w:t>
             </w:r>
           </w:p>
         </w:tc>
@@ -2700,7 +2703,7 @@
         </w:trPr>
         <w:tc>
           <w:tcPr>
-            <w:tcW w:w="1242" w:type="dxa"/>
+            <w:tcW w:w="1108" w:type="dxa"/>
             <w:tcMar>
               <w:top w:w="70" w:type="dxa"/>
               <w:left w:w="90" w:type="dxa"/>
@@ -2723,7 +2726,27 @@
         </w:tc>
         <w:tc>
           <w:tcPr>
-            <w:tcW w:w="1242" w:type="dxa"/>
+            <w:tcW w:w="1129" w:type="dxa"/>
+            <w:tcMar>
+              <w:top w:w="70" w:type="dxa"/>
+              <w:left w:w="90" w:type="dxa"/>
+              <w:bottom w:w="70" w:type="dxa"/>
+              <w:right w:w="90" w:type="dxa"/>
+            </w:tcMar>
+            <w:vAlign w:val="center"/>
+          </w:tcPr>
+          <w:p>
+            <w:pPr>
+              <w:spacing w:line="252" w:lineRule="auto"/>
+            </w:pPr>
+            <w:r>
+              <w:t>98.688</w:t>
+            </w:r>
+          </w:p>
+        </w:tc>
+        <w:tc>
+          <w:tcPr>
+            <w:tcW w:w="1139" w:type="dxa"/>
             <w:tcMar>
               <w:top w:w="70" w:type="dxa"/>
               <w:left w:w="90" w:type="dxa"/>
@@ -2740,13 +2763,13 @@
               <w:rPr>
                 <w:sz w:val="18"/>
               </w:rPr>
-              <w:t>[ ]</w:t>
+              <w:t>138.891</w:t>
             </w:r>
           </w:p>
         </w:tc>
         <w:tc>
           <w:tcPr>
-            <w:tcW w:w="1242" w:type="dxa"/>
+            <w:tcW w:w="1190" w:type="dxa"/>
             <w:tcMar>
               <w:top w:w="70" w:type="dxa"/>
               <w:left w:w="90" w:type="dxa"/>
@@ -2763,13 +2786,13 @@
               <w:rPr>
                 <w:sz w:val="18"/>
               </w:rPr>
-              <w:t>[ ]</w:t>
+              <w:t>98.379</w:t>
             </w:r>
           </w:p>
         </w:tc>
         <w:tc>
           <w:tcPr>
-            <w:tcW w:w="1242" w:type="dxa"/>
+            <w:tcW w:w="1139" w:type="dxa"/>
             <w:tcMar>
               <w:top w:w="70" w:type="dxa"/>
               <w:left w:w="90" w:type="dxa"/>
@@ -2786,13 +2809,13 @@
               <w:rPr>
                 <w:sz w:val="18"/>
               </w:rPr>
-              <w:t>[satpt result]</w:t>
+              <w:t>137.891</w:t>
             </w:r>
           </w:p>
         </w:tc>
         <w:tc>
           <w:tcPr>
-            <w:tcW w:w="1242" w:type="dxa"/>
+            <w:tcW w:w="1160" w:type="dxa"/>
             <w:tcMar>
               <w:top w:w="70" w:type="dxa"/>
               <w:left w:w="90" w:type="dxa"/>
@@ -2809,13 +2832,13 @@
               <w:rPr>
                 <w:sz w:val="18"/>
               </w:rPr>
-              <w:t>[ ]</w:t>
+              <w:t>-0.309</w:t>
             </w:r>
           </w:p>
         </w:tc>
         <w:tc>
           <w:tcPr>
-            <w:tcW w:w="1242" w:type="dxa"/>
+            <w:tcW w:w="1160" w:type="dxa"/>
             <w:tcMar>
               <w:top w:w="70" w:type="dxa"/>
               <w:left w:w="90" w:type="dxa"/>
@@ -2832,13 +2855,13 @@
               <w:rPr>
                 <w:sz w:val="18"/>
               </w:rPr>
-              <w:t>[Reference - Raw Avg C]</w:t>
+              <w:t>-0.121</w:t>
             </w:r>
           </w:p>
         </w:tc>
         <w:tc>
           <w:tcPr>
-            <w:tcW w:w="1242" w:type="dxa"/>
+            <w:tcW w:w="1093" w:type="dxa"/>
             <w:tcMar>
               <w:top w:w="70" w:type="dxa"/>
               <w:left w:w="90" w:type="dxa"/>
@@ -2855,30 +2878,26 @@
               <w:rPr>
                 <w:sz w:val="18"/>
               </w:rPr>
-              <w:t>[Ideal - Raw Avg Ohm]</w:t>
+              <w:t>0.027</w:t>
             </w:r>
           </w:p>
         </w:tc>
         <w:tc>
           <w:tcPr>
-            <w:tcW w:w="1242" w:type="dxa"/>
-            <w:tcMar>
-              <w:top w:w="70" w:type="dxa"/>
-              <w:left w:w="90" w:type="dxa"/>
-              <w:bottom w:w="70" w:type="dxa"/>
-              <w:right w:w="90" w:type="dxa"/>
-            </w:tcMar>
-            <w:vAlign w:val="center"/>
+            <w:tcW w:w="998" w:type="dxa"/>
           </w:tcPr>
           <w:p>
             <w:pPr>
               <w:spacing w:line="252" w:lineRule="auto"/>
+              <w:rPr>
+                <w:sz w:val="18"/>
+              </w:rPr>
             </w:pPr>
             <w:r>
               <w:rPr>
                 <w:sz w:val="18"/>
               </w:rPr>
-              <w:t>[ ]</w:t>
+              <w:t>0.003</w:t>
             </w:r>
           </w:p>
         </w:tc>
@@ -3001,10 +3020,7 @@
               <w:spacing w:line="252" w:lineRule="auto"/>
             </w:pPr>
             <w:r>
-              <w:rPr>
-                <w:sz w:val="18"/>
-              </w:rPr>
-              <w:t>[linear / piecewise / polyN]</w:t>
+              <w:t>Linear</w:t>
             </w:r>
           </w:p>
         </w:tc>
@@ -3056,363 +3072,6 @@
                 <w:sz w:val="18"/>
               </w:rPr>
               <w:t>Resistance</w:t>
-            </w:r>
-          </w:p>
-        </w:tc>
-      </w:tr>
-      <w:tr>
-        <w:trPr>
-          <w:jc w:val="center"/>
-        </w:trPr>
-        <w:tc>
-          <w:tcPr>
-            <w:tcW w:w="4968" w:type="dxa"/>
-            <w:tcMar>
-              <w:top w:w="70" w:type="dxa"/>
-              <w:left w:w="90" w:type="dxa"/>
-              <w:bottom w:w="70" w:type="dxa"/>
-              <w:right w:w="90" w:type="dxa"/>
-            </w:tcMar>
-            <w:vAlign w:val="center"/>
-          </w:tcPr>
-          <w:p>
-            <w:pPr>
-              <w:spacing w:line="252" w:lineRule="auto"/>
-            </w:pPr>
-            <w:r>
-              <w:rPr>
-                <w:sz w:val="18"/>
-              </w:rPr>
-              <w:t>Point 1 raw temperature</w:t>
-            </w:r>
-          </w:p>
-        </w:tc>
-        <w:tc>
-          <w:tcPr>
-            <w:tcW w:w="4968" w:type="dxa"/>
-            <w:tcMar>
-              <w:top w:w="70" w:type="dxa"/>
-              <w:left w:w="90" w:type="dxa"/>
-              <w:bottom w:w="70" w:type="dxa"/>
-              <w:right w:w="90" w:type="dxa"/>
-            </w:tcMar>
-            <w:vAlign w:val="center"/>
-          </w:tcPr>
-          <w:p>
-            <w:pPr>
-              <w:spacing w:line="252" w:lineRule="auto"/>
-            </w:pPr>
-            <w:r>
-              <w:rPr>
-                <w:sz w:val="18"/>
-              </w:rPr>
-              <w:t>[ ] C</w:t>
-            </w:r>
-          </w:p>
-        </w:tc>
-      </w:tr>
-      <w:tr>
-        <w:trPr>
-          <w:jc w:val="center"/>
-        </w:trPr>
-        <w:tc>
-          <w:tcPr>
-            <w:tcW w:w="4968" w:type="dxa"/>
-            <w:tcMar>
-              <w:top w:w="70" w:type="dxa"/>
-              <w:left w:w="90" w:type="dxa"/>
-              <w:bottom w:w="70" w:type="dxa"/>
-              <w:right w:w="90" w:type="dxa"/>
-            </w:tcMar>
-            <w:vAlign w:val="center"/>
-          </w:tcPr>
-          <w:p>
-            <w:pPr>
-              <w:spacing w:line="252" w:lineRule="auto"/>
-            </w:pPr>
-            <w:r>
-              <w:rPr>
-                <w:sz w:val="18"/>
-              </w:rPr>
-              <w:t>Point 1 raw resistance</w:t>
-            </w:r>
-          </w:p>
-        </w:tc>
-        <w:tc>
-          <w:tcPr>
-            <w:tcW w:w="4968" w:type="dxa"/>
-            <w:tcMar>
-              <w:top w:w="70" w:type="dxa"/>
-              <w:left w:w="90" w:type="dxa"/>
-              <w:bottom w:w="70" w:type="dxa"/>
-              <w:right w:w="90" w:type="dxa"/>
-            </w:tcMar>
-            <w:vAlign w:val="center"/>
-          </w:tcPr>
-          <w:p>
-            <w:pPr>
-              <w:spacing w:line="252" w:lineRule="auto"/>
-            </w:pPr>
-            <w:r>
-              <w:rPr>
-                <w:sz w:val="18"/>
-              </w:rPr>
-              <w:t>[ ] ohm</w:t>
-            </w:r>
-          </w:p>
-        </w:tc>
-      </w:tr>
-      <w:tr>
-        <w:trPr>
-          <w:jc w:val="center"/>
-        </w:trPr>
-        <w:tc>
-          <w:tcPr>
-            <w:tcW w:w="4968" w:type="dxa"/>
-            <w:tcMar>
-              <w:top w:w="70" w:type="dxa"/>
-              <w:left w:w="90" w:type="dxa"/>
-              <w:bottom w:w="70" w:type="dxa"/>
-              <w:right w:w="90" w:type="dxa"/>
-            </w:tcMar>
-            <w:vAlign w:val="center"/>
-          </w:tcPr>
-          <w:p>
-            <w:pPr>
-              <w:spacing w:line="252" w:lineRule="auto"/>
-            </w:pPr>
-            <w:r>
-              <w:rPr>
-                <w:sz w:val="18"/>
-              </w:rPr>
-              <w:t>Point 1 reference temperature</w:t>
-            </w:r>
-          </w:p>
-        </w:tc>
-        <w:tc>
-          <w:tcPr>
-            <w:tcW w:w="4968" w:type="dxa"/>
-            <w:tcMar>
-              <w:top w:w="70" w:type="dxa"/>
-              <w:left w:w="90" w:type="dxa"/>
-              <w:bottom w:w="70" w:type="dxa"/>
-              <w:right w:w="90" w:type="dxa"/>
-            </w:tcMar>
-            <w:vAlign w:val="center"/>
-          </w:tcPr>
-          <w:p>
-            <w:pPr>
-              <w:spacing w:line="252" w:lineRule="auto"/>
-            </w:pPr>
-            <w:r>
-              <w:rPr>
-                <w:sz w:val="18"/>
-              </w:rPr>
-              <w:t>0.000 C</w:t>
-            </w:r>
-          </w:p>
-        </w:tc>
-      </w:tr>
-      <w:tr>
-        <w:trPr>
-          <w:jc w:val="center"/>
-        </w:trPr>
-        <w:tc>
-          <w:tcPr>
-            <w:tcW w:w="4968" w:type="dxa"/>
-            <w:tcMar>
-              <w:top w:w="70" w:type="dxa"/>
-              <w:left w:w="90" w:type="dxa"/>
-              <w:bottom w:w="70" w:type="dxa"/>
-              <w:right w:w="90" w:type="dxa"/>
-            </w:tcMar>
-            <w:vAlign w:val="center"/>
-          </w:tcPr>
-          <w:p>
-            <w:pPr>
-              <w:spacing w:line="252" w:lineRule="auto"/>
-            </w:pPr>
-            <w:r>
-              <w:rPr>
-                <w:sz w:val="18"/>
-              </w:rPr>
-              <w:t>Point 1 ideal reference resistance</w:t>
-            </w:r>
-          </w:p>
-        </w:tc>
-        <w:tc>
-          <w:tcPr>
-            <w:tcW w:w="4968" w:type="dxa"/>
-            <w:tcMar>
-              <w:top w:w="70" w:type="dxa"/>
-              <w:left w:w="90" w:type="dxa"/>
-              <w:bottom w:w="70" w:type="dxa"/>
-              <w:right w:w="90" w:type="dxa"/>
-            </w:tcMar>
-            <w:vAlign w:val="center"/>
-          </w:tcPr>
-          <w:p>
-            <w:pPr>
-              <w:spacing w:line="252" w:lineRule="auto"/>
-            </w:pPr>
-            <w:r>
-              <w:rPr>
-                <w:sz w:val="18"/>
-              </w:rPr>
-              <w:t>[ ] ohm</w:t>
-            </w:r>
-          </w:p>
-        </w:tc>
-      </w:tr>
-      <w:tr>
-        <w:trPr>
-          <w:jc w:val="center"/>
-        </w:trPr>
-        <w:tc>
-          <w:tcPr>
-            <w:tcW w:w="4968" w:type="dxa"/>
-            <w:tcMar>
-              <w:top w:w="70" w:type="dxa"/>
-              <w:left w:w="90" w:type="dxa"/>
-              <w:bottom w:w="70" w:type="dxa"/>
-              <w:right w:w="90" w:type="dxa"/>
-            </w:tcMar>
-            <w:vAlign w:val="center"/>
-          </w:tcPr>
-          <w:p>
-            <w:pPr>
-              <w:spacing w:line="252" w:lineRule="auto"/>
-            </w:pPr>
-            <w:r>
-              <w:rPr>
-                <w:sz w:val="18"/>
-              </w:rPr>
-              <w:t>Point 2 raw temperature</w:t>
-            </w:r>
-          </w:p>
-        </w:tc>
-        <w:tc>
-          <w:tcPr>
-            <w:tcW w:w="4968" w:type="dxa"/>
-            <w:tcMar>
-              <w:top w:w="70" w:type="dxa"/>
-              <w:left w:w="90" w:type="dxa"/>
-              <w:bottom w:w="70" w:type="dxa"/>
-              <w:right w:w="90" w:type="dxa"/>
-            </w:tcMar>
-            <w:vAlign w:val="center"/>
-          </w:tcPr>
-          <w:p>
-            <w:pPr>
-              <w:spacing w:line="252" w:lineRule="auto"/>
-            </w:pPr>
-            <w:r>
-              <w:rPr>
-                <w:sz w:val="18"/>
-              </w:rPr>
-              <w:t>[ ] C</w:t>
-            </w:r>
-          </w:p>
-        </w:tc>
-      </w:tr>
-      <w:tr>
-        <w:trPr>
-          <w:jc w:val="center"/>
-        </w:trPr>
-        <w:tc>
-          <w:tcPr>
-            <w:tcW w:w="4968" w:type="dxa"/>
-            <w:tcMar>
-              <w:top w:w="70" w:type="dxa"/>
-              <w:left w:w="90" w:type="dxa"/>
-              <w:bottom w:w="70" w:type="dxa"/>
-              <w:right w:w="90" w:type="dxa"/>
-            </w:tcMar>
-            <w:vAlign w:val="center"/>
-          </w:tcPr>
-          <w:p>
-            <w:pPr>
-              <w:spacing w:line="252" w:lineRule="auto"/>
-            </w:pPr>
-            <w:r>
-              <w:rPr>
-                <w:sz w:val="18"/>
-              </w:rPr>
-              <w:t>Point 2 raw resistance</w:t>
-            </w:r>
-          </w:p>
-        </w:tc>
-        <w:tc>
-          <w:tcPr>
-            <w:tcW w:w="4968" w:type="dxa"/>
-            <w:tcMar>
-              <w:top w:w="70" w:type="dxa"/>
-              <w:left w:w="90" w:type="dxa"/>
-              <w:bottom w:w="70" w:type="dxa"/>
-              <w:right w:w="90" w:type="dxa"/>
-            </w:tcMar>
-            <w:vAlign w:val="center"/>
-          </w:tcPr>
-          <w:p>
-            <w:pPr>
-              <w:spacing w:line="252" w:lineRule="auto"/>
-            </w:pPr>
-            <w:r>
-              <w:rPr>
-                <w:sz w:val="18"/>
-              </w:rPr>
-              <w:t>[ ] ohm</w:t>
-            </w:r>
-          </w:p>
-        </w:tc>
-      </w:tr>
-      <w:tr>
-        <w:trPr>
-          <w:jc w:val="center"/>
-        </w:trPr>
-        <w:tc>
-          <w:tcPr>
-            <w:tcW w:w="4968" w:type="dxa"/>
-            <w:tcMar>
-              <w:top w:w="70" w:type="dxa"/>
-              <w:left w:w="90" w:type="dxa"/>
-              <w:bottom w:w="70" w:type="dxa"/>
-              <w:right w:w="90" w:type="dxa"/>
-            </w:tcMar>
-            <w:vAlign w:val="center"/>
-          </w:tcPr>
-          <w:p>
-            <w:pPr>
-              <w:spacing w:line="252" w:lineRule="auto"/>
-            </w:pPr>
-            <w:r>
-              <w:rPr>
-                <w:sz w:val="18"/>
-              </w:rPr>
-              <w:t>Point 2 reference temperature / ideal resistance</w:t>
-            </w:r>
-          </w:p>
-        </w:tc>
-        <w:tc>
-          <w:tcPr>
-            <w:tcW w:w="4968" w:type="dxa"/>
-            <w:tcMar>
-              <w:top w:w="70" w:type="dxa"/>
-              <w:left w:w="90" w:type="dxa"/>
-              <w:bottom w:w="70" w:type="dxa"/>
-              <w:right w:w="90" w:type="dxa"/>
-            </w:tcMar>
-            <w:vAlign w:val="center"/>
-          </w:tcPr>
-          <w:p>
-            <w:pPr>
-              <w:spacing w:line="252" w:lineRule="auto"/>
-            </w:pPr>
-            <w:r>
-              <w:rPr>
-                <w:sz w:val="18"/>
-              </w:rPr>
-              <w:t>[ ] C / [ ] ohm</w:t>
             </w:r>
           </w:p>
         </w:tc>
@@ -3746,14 +3405,7 @@
               <w:rPr>
                 <w:sz w:val="18"/>
               </w:rPr>
-              <w:t xml:space="preserve">Reduced from the earlier steam-space allowance because the attached steam column gives a better defined </w:t>
-            </w:r>
-            <w:r>
-              <w:rPr>
-                <w:sz w:val="18"/>
-              </w:rPr>
-              <w:lastRenderedPageBreak/>
-              <w:t>saturated-vapor zone and reduces splash / surface-gradient ambiguity, while still keeping allowance for pressure estimation, venting, equilibration, and practical setup scatter.</w:t>
+              <w:t>Reduced from the earlier steam-space allowance because the attached steam column gives a better defined saturated-vapor zone and reduces splash / surface-gradient ambiguity, while still keeping allowance for pressure estimation, venting, equilibration, and practical setup scatter.</w:t>
             </w:r>
           </w:p>
         </w:tc>
@@ -3764,11 +3416,209 @@
         <w:rPr>
           <w:b/>
         </w:rPr>
-        <w:lastRenderedPageBreak/>
         <w:t xml:space="preserve">Calculation. </w:t>
       </w:r>
       <w:r>
-        <w:t>Combined calibration standard uncertainty u_c = sqrt(0.08^2 + 0.03^2 + 0.07^2) = 0.110 C, rounded to 0.11 C. Assigned calibration expanded uncertainty U = k x u_c with k = 2, rounded to 0.22 C.</w:t>
+        <w:t>Combined calibration standard uncertainty</w:t>
+      </w:r>
+      <w:r>
+        <w:t xml:space="preserve"> </w:t>
+      </w:r>
+      <w:r>
+        <w:t xml:space="preserve"> </w:t>
+      </w:r>
+      <m:oMath>
+        <m:sSub>
+          <m:sSubPr>
+            <m:ctrlPr>
+              <w:rPr>
+                <w:rFonts w:ascii="Cambria Math" w:hAnsi="Cambria Math"/>
+                <w:i/>
+              </w:rPr>
+            </m:ctrlPr>
+          </m:sSubPr>
+          <m:e>
+            <m:r>
+              <w:rPr>
+                <w:rFonts w:ascii="Cambria Math" w:hAnsi="Cambria Math"/>
+              </w:rPr>
+              <m:t>u</m:t>
+            </m:r>
+          </m:e>
+          <m:sub>
+            <m:r>
+              <w:rPr>
+                <w:rFonts w:ascii="Cambria Math" w:hAnsi="Cambria Math"/>
+              </w:rPr>
+              <m:t>c</m:t>
+            </m:r>
+          </m:sub>
+        </m:sSub>
+        <m:r>
+          <w:rPr>
+            <w:rFonts w:ascii="Cambria Math" w:hAnsi="Cambria Math"/>
+          </w:rPr>
+          <m:t>=</m:t>
+        </m:r>
+        <m:rad>
+          <m:radPr>
+            <m:degHide m:val="1"/>
+            <m:ctrlPr>
+              <w:rPr>
+                <w:rFonts w:ascii="Cambria Math" w:hAnsi="Cambria Math"/>
+                <w:i/>
+              </w:rPr>
+            </m:ctrlPr>
+          </m:radPr>
+          <m:deg/>
+          <m:e>
+            <m:r>
+              <w:rPr>
+                <w:rFonts w:ascii="Cambria Math" w:hAnsi="Cambria Math"/>
+              </w:rPr>
+              <m:t>0.08</m:t>
+            </m:r>
+            <m:sSup>
+              <m:sSupPr>
+                <m:ctrlPr>
+                  <w:rPr>
+                    <w:rFonts w:ascii="Cambria Math" w:hAnsi="Cambria Math"/>
+                    <w:i/>
+                  </w:rPr>
+                </m:ctrlPr>
+              </m:sSupPr>
+              <m:e>
+                <m:r>
+                  <w:rPr>
+                    <w:rFonts w:ascii="Cambria Math" w:hAnsi="Cambria Math"/>
+                  </w:rPr>
+                  <m:t>x</m:t>
+                </m:r>
+              </m:e>
+              <m:sup>
+                <m:r>
+                  <w:rPr>
+                    <w:rFonts w:ascii="Cambria Math" w:hAnsi="Cambria Math"/>
+                  </w:rPr>
+                  <m:t>2</m:t>
+                </m:r>
+              </m:sup>
+            </m:sSup>
+            <m:r>
+              <w:rPr>
+                <w:rFonts w:ascii="Cambria Math" w:hAnsi="Cambria Math"/>
+              </w:rPr>
+              <m:t>+0.03</m:t>
+            </m:r>
+            <m:sSup>
+              <m:sSupPr>
+                <m:ctrlPr>
+                  <w:rPr>
+                    <w:rFonts w:ascii="Cambria Math" w:hAnsi="Cambria Math"/>
+                    <w:i/>
+                  </w:rPr>
+                </m:ctrlPr>
+              </m:sSupPr>
+              <m:e>
+                <m:r>
+                  <w:rPr>
+                    <w:rFonts w:ascii="Cambria Math" w:hAnsi="Cambria Math"/>
+                  </w:rPr>
+                  <m:t>x</m:t>
+                </m:r>
+              </m:e>
+              <m:sup>
+                <m:r>
+                  <w:rPr>
+                    <w:rFonts w:ascii="Cambria Math" w:hAnsi="Cambria Math"/>
+                  </w:rPr>
+                  <m:t>2</m:t>
+                </m:r>
+              </m:sup>
+            </m:sSup>
+            <m:r>
+              <w:rPr>
+                <w:rFonts w:ascii="Cambria Math" w:hAnsi="Cambria Math"/>
+              </w:rPr>
+              <m:t xml:space="preserve"> + 0.07</m:t>
+            </m:r>
+            <m:sSup>
+              <m:sSupPr>
+                <m:ctrlPr>
+                  <w:rPr>
+                    <w:rFonts w:ascii="Cambria Math" w:hAnsi="Cambria Math"/>
+                    <w:i/>
+                  </w:rPr>
+                </m:ctrlPr>
+              </m:sSupPr>
+              <m:e>
+                <m:r>
+                  <w:rPr>
+                    <w:rFonts w:ascii="Cambria Math" w:hAnsi="Cambria Math"/>
+                  </w:rPr>
+                  <m:t>x</m:t>
+                </m:r>
+              </m:e>
+              <m:sup>
+                <m:r>
+                  <w:rPr>
+                    <w:rFonts w:ascii="Cambria Math" w:hAnsi="Cambria Math"/>
+                  </w:rPr>
+                  <m:t>2</m:t>
+                </m:r>
+              </m:sup>
+            </m:sSup>
+          </m:e>
+        </m:rad>
+        <m:r>
+          <w:rPr>
+            <w:rFonts w:ascii="Cambria Math" w:hAnsi="Cambria Math"/>
+          </w:rPr>
+          <m:t>= 0.110 C</m:t>
+        </m:r>
+      </m:oMath>
+      <w:r>
+        <w:t>, rounded to 0.11 C. Assigned calibration expanded uncertainty</w:t>
+      </w:r>
+      <w:r>
+        <w:t xml:space="preserve"> </w:t>
+      </w:r>
+      <m:oMath>
+        <m:r>
+          <w:rPr>
+            <w:rFonts w:ascii="Cambria Math" w:hAnsi="Cambria Math"/>
+          </w:rPr>
+          <m:t>U=kx</m:t>
+        </m:r>
+        <m:sSub>
+          <m:sSubPr>
+            <m:ctrlPr>
+              <w:rPr>
+                <w:rFonts w:ascii="Cambria Math" w:hAnsi="Cambria Math"/>
+                <w:i/>
+              </w:rPr>
+            </m:ctrlPr>
+          </m:sSubPr>
+          <m:e>
+            <m:r>
+              <w:rPr>
+                <w:rFonts w:ascii="Cambria Math" w:hAnsi="Cambria Math"/>
+              </w:rPr>
+              <m:t>u</m:t>
+            </m:r>
+          </m:e>
+          <m:sub>
+            <m:r>
+              <w:rPr>
+                <w:rFonts w:ascii="Cambria Math" w:hAnsi="Cambria Math"/>
+              </w:rPr>
+              <m:t>c</m:t>
+            </m:r>
+          </m:sub>
+        </m:sSub>
+      </m:oMath>
+      <w:r>
+        <w:t xml:space="preserve"> with k = 2, rounded to 0.22 C.</w:t>
       </w:r>
     </w:p>
     <w:p>
@@ -3787,6 +3637,7 @@
         <w:pStyle w:val="Heading1"/>
       </w:pPr>
       <w:r>
+        <w:lastRenderedPageBreak/>
         <w:t>Assigned In-Use Allowance and Working Uncertainty</w:t>
       </w:r>
     </w:p>
@@ -3976,7 +3827,171 @@
         <w:t xml:space="preserve">Calculation. </w:t>
       </w:r>
       <w:r>
-        <w:t>Combined working standard uncertainty u_w = sqrt(0.110^2 + 0.08^2) = 0.136 C, rounded to 0.14 C. Assigned working expanded uncertainty U = k x u_w with k = 2, rounded to 0.27 C.</w:t>
+        <w:t>Combined working standard uncertainty</w:t>
+      </w:r>
+      <w:r>
+        <w:t xml:space="preserve"> </w:t>
+      </w:r>
+      <m:oMath>
+        <m:sSub>
+          <m:sSubPr>
+            <m:ctrlPr>
+              <w:rPr>
+                <w:rFonts w:ascii="Cambria Math" w:hAnsi="Cambria Math"/>
+                <w:i/>
+              </w:rPr>
+            </m:ctrlPr>
+          </m:sSubPr>
+          <m:e>
+            <m:r>
+              <w:rPr>
+                <w:rFonts w:ascii="Cambria Math" w:hAnsi="Cambria Math"/>
+              </w:rPr>
+              <m:t>u</m:t>
+            </m:r>
+          </m:e>
+          <m:sub>
+            <m:r>
+              <w:rPr>
+                <w:rFonts w:ascii="Cambria Math" w:hAnsi="Cambria Math"/>
+              </w:rPr>
+              <m:t>w</m:t>
+            </m:r>
+          </m:sub>
+        </m:sSub>
+        <m:r>
+          <w:rPr>
+            <w:rFonts w:ascii="Cambria Math" w:hAnsi="Cambria Math"/>
+          </w:rPr>
+          <m:t>=</m:t>
+        </m:r>
+        <m:rad>
+          <m:radPr>
+            <m:degHide m:val="1"/>
+            <m:ctrlPr>
+              <w:rPr>
+                <w:rFonts w:ascii="Cambria Math" w:hAnsi="Cambria Math"/>
+                <w:i/>
+              </w:rPr>
+            </m:ctrlPr>
+          </m:radPr>
+          <m:deg/>
+          <m:e>
+            <m:r>
+              <w:rPr>
+                <w:rFonts w:ascii="Cambria Math" w:hAnsi="Cambria Math"/>
+              </w:rPr>
+              <m:t>0.110</m:t>
+            </m:r>
+            <m:sSup>
+              <m:sSupPr>
+                <m:ctrlPr>
+                  <w:rPr>
+                    <w:rFonts w:ascii="Cambria Math" w:hAnsi="Cambria Math"/>
+                    <w:i/>
+                  </w:rPr>
+                </m:ctrlPr>
+              </m:sSupPr>
+              <m:e>
+                <m:r>
+                  <w:rPr>
+                    <w:rFonts w:ascii="Cambria Math" w:hAnsi="Cambria Math"/>
+                  </w:rPr>
+                  <m:t>x</m:t>
+                </m:r>
+              </m:e>
+              <m:sup>
+                <m:r>
+                  <w:rPr>
+                    <w:rFonts w:ascii="Cambria Math" w:hAnsi="Cambria Math"/>
+                  </w:rPr>
+                  <m:t>2</m:t>
+                </m:r>
+              </m:sup>
+            </m:sSup>
+            <m:r>
+              <w:rPr>
+                <w:rFonts w:ascii="Cambria Math" w:hAnsi="Cambria Math"/>
+              </w:rPr>
+              <m:t>+0.08</m:t>
+            </m:r>
+            <m:sSup>
+              <m:sSupPr>
+                <m:ctrlPr>
+                  <w:rPr>
+                    <w:rFonts w:ascii="Cambria Math" w:hAnsi="Cambria Math"/>
+                    <w:i/>
+                  </w:rPr>
+                </m:ctrlPr>
+              </m:sSupPr>
+              <m:e>
+                <m:r>
+                  <w:rPr>
+                    <w:rFonts w:ascii="Cambria Math" w:hAnsi="Cambria Math"/>
+                  </w:rPr>
+                  <m:t>x</m:t>
+                </m:r>
+              </m:e>
+              <m:sup>
+                <m:r>
+                  <w:rPr>
+                    <w:rFonts w:ascii="Cambria Math" w:hAnsi="Cambria Math"/>
+                  </w:rPr>
+                  <m:t>2</m:t>
+                </m:r>
+              </m:sup>
+            </m:sSup>
+          </m:e>
+        </m:rad>
+        <m:r>
+          <w:rPr>
+            <w:rFonts w:ascii="Cambria Math" w:hAnsi="Cambria Math"/>
+          </w:rPr>
+          <m:t>=0.136 C</m:t>
+        </m:r>
+      </m:oMath>
+      <w:r>
+        <w:t>, rounded to 0.14 C. Assigned working expanded uncertainty</w:t>
+      </w:r>
+      <w:r>
+        <w:t xml:space="preserve"> </w:t>
+      </w:r>
+      <m:oMath>
+        <m:r>
+          <w:rPr>
+            <w:rFonts w:ascii="Cambria Math" w:hAnsi="Cambria Math"/>
+          </w:rPr>
+          <m:t>U=kx</m:t>
+        </m:r>
+        <m:sSub>
+          <m:sSubPr>
+            <m:ctrlPr>
+              <w:rPr>
+                <w:rFonts w:ascii="Cambria Math" w:hAnsi="Cambria Math"/>
+                <w:i/>
+              </w:rPr>
+            </m:ctrlPr>
+          </m:sSubPr>
+          <m:e>
+            <m:r>
+              <w:rPr>
+                <w:rFonts w:ascii="Cambria Math" w:hAnsi="Cambria Math"/>
+              </w:rPr>
+              <m:t>u</m:t>
+            </m:r>
+          </m:e>
+          <m:sub>
+            <m:r>
+              <w:rPr>
+                <w:rFonts w:ascii="Cambria Math" w:hAnsi="Cambria Math"/>
+              </w:rPr>
+              <m:t>w</m:t>
+            </m:r>
+          </m:sub>
+        </m:sSub>
+      </m:oMath>
+      <w:r>
+        <w:t xml:space="preserve"> with k = 2, rounded to 0.27 C.</w:t>
       </w:r>
     </w:p>
     <w:p>
@@ -4175,7 +4190,6 @@
               <w:rPr>
                 <w:sz w:val="18"/>
               </w:rPr>
-              <w:lastRenderedPageBreak/>
               <w:t>Calibration Date</w:t>
             </w:r>
           </w:p>
@@ -4199,7 +4213,7 @@
               <w:rPr>
                 <w:sz w:val="18"/>
               </w:rPr>
-              <w:t>[Insert date]</w:t>
+              <w:t>2026-04-08</w:t>
             </w:r>
           </w:p>
         </w:tc>
@@ -15853,6 +15867,16 @@
       </w:tcPr>
     </w:tblStylePr>
   </w:style>
+  <w:style w:type="character" w:styleId="PlaceholderText">
+    <w:name w:val="Placeholder Text"/>
+    <w:basedOn w:val="DefaultParagraphFont"/>
+    <w:uiPriority w:val="99"/>
+    <w:semiHidden/>
+    <w:rsid w:val="00DC2B79"/>
+    <w:rPr>
+      <w:color w:val="666666"/>
+    </w:rPr>
+  </w:style>
 </w:styles>
 </file>
 
